--- a/Results/Tables/diab_mv_logreg_table.docx
+++ b/Results/Tables/diab_mv_logreg_table.docx
@@ -138,80 +138,79 @@
                 <w:rFonts w:ascii="Calibri" w:hAnsi="Calibri"/>
                 <w:sz w:val="20"/>
               </w:rPr>
-              <w:t xml:space="default">Pregnancy</w:t>
-            </w:r>
-          </w:p>
-        </w:tc>
-        <w:tc>
-          <w:tcPr>
-            <w:tcBorders>
-              <w:top w:val="single" w:space="0" w:color="D3D3D3"/>
-              <w:bottom w:val="single" w:space="0" w:color="D3D3D3"/>
-              <w:start w:val="single" w:space="0" w:color="D3D3D3"/>
-              <w:end w:val="single" w:space="0" w:color="D3D3D3"/>
-            </w:tcBorders>
-          </w:tcPr>
-          <w:p>
-            <w:pPr>
-              <w:spacing w:before="0" w:after="60"/>
-              <w:keepNext/>
-              <w:jc w:val="center"/>
-            </w:pPr>
-            <w:r>
-              <w:rPr>
-                <w:rFonts w:ascii="Calibri" w:hAnsi="Calibri"/>
-                <w:sz w:val="20"/>
-              </w:rPr>
-              <w:t xml:space="default">1.13</w:t>
-            </w:r>
-          </w:p>
-        </w:tc>
-        <w:tc>
-          <w:tcPr>
-            <w:tcBorders>
-              <w:top w:val="single" w:space="0" w:color="D3D3D3"/>
-              <w:bottom w:val="single" w:space="0" w:color="D3D3D3"/>
-              <w:start w:val="single" w:space="0" w:color="D3D3D3"/>
-              <w:end w:val="single" w:space="0" w:color="D3D3D3"/>
-            </w:tcBorders>
-          </w:tcPr>
-          <w:p>
-            <w:pPr>
-              <w:spacing w:before="0" w:after="60"/>
-              <w:keepNext/>
-              <w:jc w:val="center"/>
-            </w:pPr>
-            <w:r>
-              <w:rPr>
-                <w:rFonts w:ascii="Calibri" w:hAnsi="Calibri"/>
-                <w:sz w:val="20"/>
-              </w:rPr>
-              <w:t xml:space="default">1.06, 1.21</w:t>
-            </w:r>
-          </w:p>
-        </w:tc>
-        <w:tc>
-          <w:tcPr>
-            <w:tcBorders>
-              <w:top w:val="single" w:space="0" w:color="D3D3D3"/>
-              <w:bottom w:val="single" w:space="0" w:color="D3D3D3"/>
-              <w:start w:val="single" w:space="0" w:color="D3D3D3"/>
-              <w:end w:val="single" w:space="0" w:color="D3D3D3"/>
-            </w:tcBorders>
-          </w:tcPr>
-          <w:p>
-            <w:pPr>
-              <w:spacing w:before="0" w:after="60"/>
-              <w:keepNext/>
-              <w:jc w:val="center"/>
-            </w:pPr>
-            <w:r>
-              <w:rPr>
-                <w:rFonts w:ascii="Calibri" w:hAnsi="Calibri"/>
-                <w:sz w:val="20"/>
-                <w:b w:val="true"/>
-              </w:rPr>
-              <w:t xml:space="default">&lt;0.001</w:t>
+              <w:t xml:space="default">Number of pregnancies</w:t>
+            </w:r>
+          </w:p>
+        </w:tc>
+        <w:tc>
+          <w:tcPr>
+            <w:tcBorders>
+              <w:top w:val="single" w:space="0" w:color="D3D3D3"/>
+              <w:bottom w:val="single" w:space="0" w:color="D3D3D3"/>
+              <w:start w:val="single" w:space="0" w:color="D3D3D3"/>
+              <w:end w:val="single" w:space="0" w:color="D3D3D3"/>
+            </w:tcBorders>
+          </w:tcPr>
+          <w:p>
+            <w:pPr>
+              <w:spacing w:before="0" w:after="60"/>
+              <w:keepNext/>
+              <w:jc w:val="center"/>
+            </w:pPr>
+            <w:r>
+              <w:rPr>
+                <w:rFonts w:ascii="Calibri" w:hAnsi="Calibri"/>
+                <w:sz w:val="20"/>
+              </w:rPr>
+              <w:t xml:space="default">1.09</w:t>
+            </w:r>
+          </w:p>
+        </w:tc>
+        <w:tc>
+          <w:tcPr>
+            <w:tcBorders>
+              <w:top w:val="single" w:space="0" w:color="D3D3D3"/>
+              <w:bottom w:val="single" w:space="0" w:color="D3D3D3"/>
+              <w:start w:val="single" w:space="0" w:color="D3D3D3"/>
+              <w:end w:val="single" w:space="0" w:color="D3D3D3"/>
+            </w:tcBorders>
+          </w:tcPr>
+          <w:p>
+            <w:pPr>
+              <w:spacing w:before="0" w:after="60"/>
+              <w:keepNext/>
+              <w:jc w:val="center"/>
+            </w:pPr>
+            <w:r>
+              <w:rPr>
+                <w:rFonts w:ascii="Calibri" w:hAnsi="Calibri"/>
+                <w:sz w:val="20"/>
+              </w:rPr>
+              <w:t xml:space="default">0.97, 1.21</w:t>
+            </w:r>
+          </w:p>
+        </w:tc>
+        <w:tc>
+          <w:tcPr>
+            <w:tcBorders>
+              <w:top w:val="single" w:space="0" w:color="D3D3D3"/>
+              <w:bottom w:val="single" w:space="0" w:color="D3D3D3"/>
+              <w:start w:val="single" w:space="0" w:color="D3D3D3"/>
+              <w:end w:val="single" w:space="0" w:color="D3D3D3"/>
+            </w:tcBorders>
+          </w:tcPr>
+          <w:p>
+            <w:pPr>
+              <w:spacing w:before="0" w:after="60"/>
+              <w:keepNext/>
+              <w:jc w:val="center"/>
+            </w:pPr>
+            <w:r>
+              <w:rPr>
+                <w:rFonts w:ascii="Calibri" w:hAnsi="Calibri"/>
+                <w:sz w:val="20"/>
+              </w:rPr>
+              <w:t xml:space="default">0.14</w:t>
             </w:r>
           </w:p>
         </w:tc>
@@ -240,7 +239,7 @@
                 <w:rFonts w:ascii="Calibri" w:hAnsi="Calibri"/>
                 <w:sz w:val="20"/>
               </w:rPr>
-              <w:t xml:space="default">Glucose</w:t>
+              <w:t xml:space="default">Plasma glucose (mg/dL)</w:t>
             </w:r>
           </w:p>
         </w:tc>
@@ -288,7 +287,7 @@
                 <w:rFonts w:ascii="Calibri" w:hAnsi="Calibri"/>
                 <w:sz w:val="20"/>
               </w:rPr>
-              <w:t xml:space="default">1.03, 1.04</w:t>
+              <w:t xml:space="default">1.03, 1.05</w:t>
             </w:r>
           </w:p>
         </w:tc>
@@ -342,80 +341,79 @@
                 <w:rFonts w:ascii="Calibri" w:hAnsi="Calibri"/>
                 <w:sz w:val="20"/>
               </w:rPr>
-              <w:t xml:space="default">BloodPressure</w:t>
-            </w:r>
-          </w:p>
-        </w:tc>
-        <w:tc>
-          <w:tcPr>
-            <w:tcBorders>
-              <w:top w:val="single" w:space="0" w:color="D3D3D3"/>
-              <w:bottom w:val="single" w:space="0" w:color="D3D3D3"/>
-              <w:start w:val="single" w:space="0" w:color="D3D3D3"/>
-              <w:end w:val="single" w:space="0" w:color="D3D3D3"/>
-            </w:tcBorders>
-          </w:tcPr>
-          <w:p>
-            <w:pPr>
-              <w:spacing w:before="0" w:after="60"/>
-              <w:keepNext/>
-              <w:jc w:val="center"/>
-            </w:pPr>
-            <w:r>
-              <w:rPr>
-                <w:rFonts w:ascii="Calibri" w:hAnsi="Calibri"/>
-                <w:sz w:val="20"/>
-              </w:rPr>
-              <w:t xml:space="default">0.99</w:t>
-            </w:r>
-          </w:p>
-        </w:tc>
-        <w:tc>
-          <w:tcPr>
-            <w:tcBorders>
-              <w:top w:val="single" w:space="0" w:color="D3D3D3"/>
-              <w:bottom w:val="single" w:space="0" w:color="D3D3D3"/>
-              <w:start w:val="single" w:space="0" w:color="D3D3D3"/>
-              <w:end w:val="single" w:space="0" w:color="D3D3D3"/>
-            </w:tcBorders>
-          </w:tcPr>
-          <w:p>
-            <w:pPr>
-              <w:spacing w:before="0" w:after="60"/>
-              <w:keepNext/>
-              <w:jc w:val="center"/>
-            </w:pPr>
-            <w:r>
-              <w:rPr>
-                <w:rFonts w:ascii="Calibri" w:hAnsi="Calibri"/>
-                <w:sz w:val="20"/>
-              </w:rPr>
-              <w:t xml:space="default">0.98, 1.00</w:t>
-            </w:r>
-          </w:p>
-        </w:tc>
-        <w:tc>
-          <w:tcPr>
-            <w:tcBorders>
-              <w:top w:val="single" w:space="0" w:color="D3D3D3"/>
-              <w:bottom w:val="single" w:space="0" w:color="D3D3D3"/>
-              <w:start w:val="single" w:space="0" w:color="D3D3D3"/>
-              <w:end w:val="single" w:space="0" w:color="D3D3D3"/>
-            </w:tcBorders>
-          </w:tcPr>
-          <w:p>
-            <w:pPr>
-              <w:spacing w:before="0" w:after="60"/>
-              <w:keepNext/>
-              <w:jc w:val="center"/>
-            </w:pPr>
-            <w:r>
-              <w:rPr>
-                <w:rFonts w:ascii="Calibri" w:hAnsi="Calibri"/>
-                <w:sz w:val="20"/>
-                <w:b w:val="true"/>
-              </w:rPr>
-              <w:t xml:space="default">0.011</w:t>
+              <w:t xml:space="default">Diastolic blood pressure (mmHg)</w:t>
+            </w:r>
+          </w:p>
+        </w:tc>
+        <w:tc>
+          <w:tcPr>
+            <w:tcBorders>
+              <w:top w:val="single" w:space="0" w:color="D3D3D3"/>
+              <w:bottom w:val="single" w:space="0" w:color="D3D3D3"/>
+              <w:start w:val="single" w:space="0" w:color="D3D3D3"/>
+              <w:end w:val="single" w:space="0" w:color="D3D3D3"/>
+            </w:tcBorders>
+          </w:tcPr>
+          <w:p>
+            <w:pPr>
+              <w:spacing w:before="0" w:after="60"/>
+              <w:keepNext/>
+              <w:jc w:val="center"/>
+            </w:pPr>
+            <w:r>
+              <w:rPr>
+                <w:rFonts w:ascii="Calibri" w:hAnsi="Calibri"/>
+                <w:sz w:val="20"/>
+              </w:rPr>
+              <w:t xml:space="default">1.00</w:t>
+            </w:r>
+          </w:p>
+        </w:tc>
+        <w:tc>
+          <w:tcPr>
+            <w:tcBorders>
+              <w:top w:val="single" w:space="0" w:color="D3D3D3"/>
+              <w:bottom w:val="single" w:space="0" w:color="D3D3D3"/>
+              <w:start w:val="single" w:space="0" w:color="D3D3D3"/>
+              <w:end w:val="single" w:space="0" w:color="D3D3D3"/>
+            </w:tcBorders>
+          </w:tcPr>
+          <w:p>
+            <w:pPr>
+              <w:spacing w:before="0" w:after="60"/>
+              <w:keepNext/>
+              <w:jc w:val="center"/>
+            </w:pPr>
+            <w:r>
+              <w:rPr>
+                <w:rFonts w:ascii="Calibri" w:hAnsi="Calibri"/>
+                <w:sz w:val="20"/>
+              </w:rPr>
+              <w:t xml:space="default">0.98, 1.02</w:t>
+            </w:r>
+          </w:p>
+        </w:tc>
+        <w:tc>
+          <w:tcPr>
+            <w:tcBorders>
+              <w:top w:val="single" w:space="0" w:color="D3D3D3"/>
+              <w:bottom w:val="single" w:space="0" w:color="D3D3D3"/>
+              <w:start w:val="single" w:space="0" w:color="D3D3D3"/>
+              <w:end w:val="single" w:space="0" w:color="D3D3D3"/>
+            </w:tcBorders>
+          </w:tcPr>
+          <w:p>
+            <w:pPr>
+              <w:spacing w:before="0" w:after="60"/>
+              <w:keepNext/>
+              <w:jc w:val="center"/>
+            </w:pPr>
+            <w:r>
+              <w:rPr>
+                <w:rFonts w:ascii="Calibri" w:hAnsi="Calibri"/>
+                <w:sz w:val="20"/>
+              </w:rPr>
+              <w:t xml:space="default">0.90</w:t>
             </w:r>
           </w:p>
         </w:tc>
@@ -444,79 +442,79 @@
                 <w:rFonts w:ascii="Calibri" w:hAnsi="Calibri"/>
                 <w:sz w:val="20"/>
               </w:rPr>
-              <w:t xml:space="default">Tricep</w:t>
-            </w:r>
-          </w:p>
-        </w:tc>
-        <w:tc>
-          <w:tcPr>
-            <w:tcBorders>
-              <w:top w:val="single" w:space="0" w:color="D3D3D3"/>
-              <w:bottom w:val="single" w:space="0" w:color="D3D3D3"/>
-              <w:start w:val="single" w:space="0" w:color="D3D3D3"/>
-              <w:end w:val="single" w:space="0" w:color="D3D3D3"/>
-            </w:tcBorders>
-          </w:tcPr>
-          <w:p>
-            <w:pPr>
-              <w:spacing w:before="0" w:after="60"/>
-              <w:keepNext/>
-              <w:jc w:val="center"/>
-            </w:pPr>
-            <w:r>
-              <w:rPr>
-                <w:rFonts w:ascii="Calibri" w:hAnsi="Calibri"/>
-                <w:sz w:val="20"/>
-              </w:rPr>
-              <w:t xml:space="default">1.00</w:t>
-            </w:r>
-          </w:p>
-        </w:tc>
-        <w:tc>
-          <w:tcPr>
-            <w:tcBorders>
-              <w:top w:val="single" w:space="0" w:color="D3D3D3"/>
-              <w:bottom w:val="single" w:space="0" w:color="D3D3D3"/>
-              <w:start w:val="single" w:space="0" w:color="D3D3D3"/>
-              <w:end w:val="single" w:space="0" w:color="D3D3D3"/>
-            </w:tcBorders>
-          </w:tcPr>
-          <w:p>
-            <w:pPr>
-              <w:spacing w:before="0" w:after="60"/>
-              <w:keepNext/>
-              <w:jc w:val="center"/>
-            </w:pPr>
-            <w:r>
-              <w:rPr>
-                <w:rFonts w:ascii="Calibri" w:hAnsi="Calibri"/>
-                <w:sz w:val="20"/>
-              </w:rPr>
-              <w:t xml:space="default">0.99, 1.01</w:t>
-            </w:r>
-          </w:p>
-        </w:tc>
-        <w:tc>
-          <w:tcPr>
-            <w:tcBorders>
-              <w:top w:val="single" w:space="0" w:color="D3D3D3"/>
-              <w:bottom w:val="single" w:space="0" w:color="D3D3D3"/>
-              <w:start w:val="single" w:space="0" w:color="D3D3D3"/>
-              <w:end w:val="single" w:space="0" w:color="D3D3D3"/>
-            </w:tcBorders>
-          </w:tcPr>
-          <w:p>
-            <w:pPr>
-              <w:spacing w:before="0" w:after="60"/>
-              <w:keepNext/>
-              <w:jc w:val="center"/>
-            </w:pPr>
-            <w:r>
-              <w:rPr>
-                <w:rFonts w:ascii="Calibri" w:hAnsi="Calibri"/>
-                <w:sz w:val="20"/>
-              </w:rPr>
-              <w:t xml:space="default">&gt;0.9</w:t>
+              <w:t xml:space="default">Triceps skinfold thickness (mm)</w:t>
+            </w:r>
+          </w:p>
+        </w:tc>
+        <w:tc>
+          <w:tcPr>
+            <w:tcBorders>
+              <w:top w:val="single" w:space="0" w:color="D3D3D3"/>
+              <w:bottom w:val="single" w:space="0" w:color="D3D3D3"/>
+              <w:start w:val="single" w:space="0" w:color="D3D3D3"/>
+              <w:end w:val="single" w:space="0" w:color="D3D3D3"/>
+            </w:tcBorders>
+          </w:tcPr>
+          <w:p>
+            <w:pPr>
+              <w:spacing w:before="0" w:after="60"/>
+              <w:keepNext/>
+              <w:jc w:val="center"/>
+            </w:pPr>
+            <w:r>
+              <w:rPr>
+                <w:rFonts w:ascii="Calibri" w:hAnsi="Calibri"/>
+                <w:sz w:val="20"/>
+              </w:rPr>
+              <w:t xml:space="default">1.01</w:t>
+            </w:r>
+          </w:p>
+        </w:tc>
+        <w:tc>
+          <w:tcPr>
+            <w:tcBorders>
+              <w:top w:val="single" w:space="0" w:color="D3D3D3"/>
+              <w:bottom w:val="single" w:space="0" w:color="D3D3D3"/>
+              <w:start w:val="single" w:space="0" w:color="D3D3D3"/>
+              <w:end w:val="single" w:space="0" w:color="D3D3D3"/>
+            </w:tcBorders>
+          </w:tcPr>
+          <w:p>
+            <w:pPr>
+              <w:spacing w:before="0" w:after="60"/>
+              <w:keepNext/>
+              <w:jc w:val="center"/>
+            </w:pPr>
+            <w:r>
+              <w:rPr>
+                <w:rFonts w:ascii="Calibri" w:hAnsi="Calibri"/>
+                <w:sz w:val="20"/>
+              </w:rPr>
+              <w:t xml:space="default">0.98, 1.05</w:t>
+            </w:r>
+          </w:p>
+        </w:tc>
+        <w:tc>
+          <w:tcPr>
+            <w:tcBorders>
+              <w:top w:val="single" w:space="0" w:color="D3D3D3"/>
+              <w:bottom w:val="single" w:space="0" w:color="D3D3D3"/>
+              <w:start w:val="single" w:space="0" w:color="D3D3D3"/>
+              <w:end w:val="single" w:space="0" w:color="D3D3D3"/>
+            </w:tcBorders>
+          </w:tcPr>
+          <w:p>
+            <w:pPr>
+              <w:spacing w:before="0" w:after="60"/>
+              <w:keepNext/>
+              <w:jc w:val="center"/>
+            </w:pPr>
+            <w:r>
+              <w:rPr>
+                <w:rFonts w:ascii="Calibri" w:hAnsi="Calibri"/>
+                <w:sz w:val="20"/>
+              </w:rPr>
+              <w:t xml:space="default">0.51</w:t>
             </w:r>
           </w:p>
         </w:tc>
@@ -545,7 +543,7 @@
                 <w:rFonts w:ascii="Calibri" w:hAnsi="Calibri"/>
                 <w:sz w:val="20"/>
               </w:rPr>
-              <w:t xml:space="default">Insulin</w:t>
+              <w:t xml:space="default">2-hour serum insulin (mu U/mL)</w:t>
             </w:r>
           </w:p>
         </w:tc>
@@ -617,7 +615,7 @@
                 <w:rFonts w:ascii="Calibri" w:hAnsi="Calibri"/>
                 <w:sz w:val="20"/>
               </w:rPr>
-              <w:t xml:space="default">0.2</w:t>
+              <w:t xml:space="default">0.53</w:t>
             </w:r>
           </w:p>
         </w:tc>
@@ -646,55 +644,55 @@
                 <w:rFonts w:ascii="Calibri" w:hAnsi="Calibri"/>
                 <w:sz w:val="20"/>
               </w:rPr>
-              <w:t xml:space="default">BMI</w:t>
-            </w:r>
-          </w:p>
-        </w:tc>
-        <w:tc>
-          <w:tcPr>
-            <w:tcBorders>
-              <w:top w:val="single" w:space="0" w:color="D3D3D3"/>
-              <w:bottom w:val="single" w:space="0" w:color="D3D3D3"/>
-              <w:start w:val="single" w:space="0" w:color="D3D3D3"/>
-              <w:end w:val="single" w:space="0" w:color="D3D3D3"/>
-            </w:tcBorders>
-          </w:tcPr>
-          <w:p>
-            <w:pPr>
-              <w:spacing w:before="0" w:after="60"/>
-              <w:keepNext/>
-              <w:jc w:val="center"/>
-            </w:pPr>
-            <w:r>
-              <w:rPr>
-                <w:rFonts w:ascii="Calibri" w:hAnsi="Calibri"/>
-                <w:sz w:val="20"/>
-              </w:rPr>
-              <w:t xml:space="default">1.09</w:t>
-            </w:r>
-          </w:p>
-        </w:tc>
-        <w:tc>
-          <w:tcPr>
-            <w:tcBorders>
-              <w:top w:val="single" w:space="0" w:color="D3D3D3"/>
-              <w:bottom w:val="single" w:space="0" w:color="D3D3D3"/>
-              <w:start w:val="single" w:space="0" w:color="D3D3D3"/>
-              <w:end w:val="single" w:space="0" w:color="D3D3D3"/>
-            </w:tcBorders>
-          </w:tcPr>
-          <w:p>
-            <w:pPr>
-              <w:spacing w:before="0" w:after="60"/>
-              <w:keepNext/>
-              <w:jc w:val="center"/>
-            </w:pPr>
-            <w:r>
-              <w:rPr>
-                <w:rFonts w:ascii="Calibri" w:hAnsi="Calibri"/>
-                <w:sz w:val="20"/>
-              </w:rPr>
-              <w:t xml:space="default">1.06, 1.13</w:t>
+              <w:t xml:space="default">BMI (kg/m2)</w:t>
+            </w:r>
+          </w:p>
+        </w:tc>
+        <w:tc>
+          <w:tcPr>
+            <w:tcBorders>
+              <w:top w:val="single" w:space="0" w:color="D3D3D3"/>
+              <w:bottom w:val="single" w:space="0" w:color="D3D3D3"/>
+              <w:start w:val="single" w:space="0" w:color="D3D3D3"/>
+              <w:end w:val="single" w:space="0" w:color="D3D3D3"/>
+            </w:tcBorders>
+          </w:tcPr>
+          <w:p>
+            <w:pPr>
+              <w:spacing w:before="0" w:after="60"/>
+              <w:keepNext/>
+              <w:jc w:val="center"/>
+            </w:pPr>
+            <w:r>
+              <w:rPr>
+                <w:rFonts w:ascii="Calibri" w:hAnsi="Calibri"/>
+                <w:sz w:val="20"/>
+              </w:rPr>
+              <w:t xml:space="default">1.07</w:t>
+            </w:r>
+          </w:p>
+        </w:tc>
+        <w:tc>
+          <w:tcPr>
+            <w:tcBorders>
+              <w:top w:val="single" w:space="0" w:color="D3D3D3"/>
+              <w:bottom w:val="single" w:space="0" w:color="D3D3D3"/>
+              <w:start w:val="single" w:space="0" w:color="D3D3D3"/>
+              <w:end w:val="single" w:space="0" w:color="D3D3D3"/>
+            </w:tcBorders>
+          </w:tcPr>
+          <w:p>
+            <w:pPr>
+              <w:spacing w:before="0" w:after="60"/>
+              <w:keepNext/>
+              <w:jc w:val="center"/>
+            </w:pPr>
+            <w:r>
+              <w:rPr>
+                <w:rFonts w:ascii="Calibri" w:hAnsi="Calibri"/>
+                <w:sz w:val="20"/>
+              </w:rPr>
+              <w:t xml:space="default">1.02, 1.13</w:t>
             </w:r>
           </w:p>
         </w:tc>
@@ -719,7 +717,7 @@
                 <w:sz w:val="20"/>
                 <w:b w:val="true"/>
               </w:rPr>
-              <w:t xml:space="default">&lt;0.001</w:t>
+              <w:t xml:space="default">0.010</w:t>
             </w:r>
           </w:p>
         </w:tc>
@@ -748,55 +746,55 @@
                 <w:rFonts w:ascii="Calibri" w:hAnsi="Calibri"/>
                 <w:sz w:val="20"/>
               </w:rPr>
-              <w:t xml:space="default">DPF</w:t>
-            </w:r>
-          </w:p>
-        </w:tc>
-        <w:tc>
-          <w:tcPr>
-            <w:tcBorders>
-              <w:top w:val="single" w:space="0" w:color="D3D3D3"/>
-              <w:bottom w:val="single" w:space="0" w:color="D3D3D3"/>
-              <w:start w:val="single" w:space="0" w:color="D3D3D3"/>
-              <w:end w:val="single" w:space="0" w:color="D3D3D3"/>
-            </w:tcBorders>
-          </w:tcPr>
-          <w:p>
-            <w:pPr>
-              <w:spacing w:before="0" w:after="60"/>
-              <w:keepNext/>
-              <w:jc w:val="center"/>
-            </w:pPr>
-            <w:r>
-              <w:rPr>
-                <w:rFonts w:ascii="Calibri" w:hAnsi="Calibri"/>
-                <w:sz w:val="20"/>
-              </w:rPr>
-              <w:t xml:space="default">2.57</w:t>
-            </w:r>
-          </w:p>
-        </w:tc>
-        <w:tc>
-          <w:tcPr>
-            <w:tcBorders>
-              <w:top w:val="single" w:space="0" w:color="D3D3D3"/>
-              <w:bottom w:val="single" w:space="0" w:color="D3D3D3"/>
-              <w:start w:val="single" w:space="0" w:color="D3D3D3"/>
-              <w:end w:val="single" w:space="0" w:color="D3D3D3"/>
-            </w:tcBorders>
-          </w:tcPr>
-          <w:p>
-            <w:pPr>
-              <w:spacing w:before="0" w:after="60"/>
-              <w:keepNext/>
-              <w:jc w:val="center"/>
-            </w:pPr>
-            <w:r>
-              <w:rPr>
-                <w:rFonts w:ascii="Calibri" w:hAnsi="Calibri"/>
-                <w:sz w:val="20"/>
-              </w:rPr>
-              <w:t xml:space="default">1.44, 4.66</w:t>
+              <w:t xml:space="default">Diabetes pedigree function</w:t>
+            </w:r>
+          </w:p>
+        </w:tc>
+        <w:tc>
+          <w:tcPr>
+            <w:tcBorders>
+              <w:top w:val="single" w:space="0" w:color="D3D3D3"/>
+              <w:bottom w:val="single" w:space="0" w:color="D3D3D3"/>
+              <w:start w:val="single" w:space="0" w:color="D3D3D3"/>
+              <w:end w:val="single" w:space="0" w:color="D3D3D3"/>
+            </w:tcBorders>
+          </w:tcPr>
+          <w:p>
+            <w:pPr>
+              <w:spacing w:before="0" w:after="60"/>
+              <w:keepNext/>
+              <w:jc w:val="center"/>
+            </w:pPr>
+            <w:r>
+              <w:rPr>
+                <w:rFonts w:ascii="Calibri" w:hAnsi="Calibri"/>
+                <w:sz w:val="20"/>
+              </w:rPr>
+              <w:t xml:space="default">3.13</w:t>
+            </w:r>
+          </w:p>
+        </w:tc>
+        <w:tc>
+          <w:tcPr>
+            <w:tcBorders>
+              <w:top w:val="single" w:space="0" w:color="D3D3D3"/>
+              <w:bottom w:val="single" w:space="0" w:color="D3D3D3"/>
+              <w:start w:val="single" w:space="0" w:color="D3D3D3"/>
+              <w:end w:val="single" w:space="0" w:color="D3D3D3"/>
+            </w:tcBorders>
+          </w:tcPr>
+          <w:p>
+            <w:pPr>
+              <w:spacing w:before="0" w:after="60"/>
+              <w:keepNext/>
+              <w:jc w:val="center"/>
+            </w:pPr>
+            <w:r>
+              <w:rPr>
+                <w:rFonts w:ascii="Calibri" w:hAnsi="Calibri"/>
+                <w:sz w:val="20"/>
+              </w:rPr>
+              <w:t xml:space="default">1.38, 7.37</w:t>
             </w:r>
           </w:p>
         </w:tc>
@@ -821,7 +819,7 @@
                 <w:sz w:val="20"/>
                 <w:b w:val="true"/>
               </w:rPr>
-              <w:t xml:space="default">0.002</w:t>
+              <w:t xml:space="default">0.008</w:t>
             </w:r>
           </w:p>
         </w:tc>
@@ -850,79 +848,79 @@
                 <w:rFonts w:ascii="Calibri" w:hAnsi="Calibri"/>
                 <w:sz w:val="20"/>
               </w:rPr>
-              <w:t xml:space="default">Age</w:t>
-            </w:r>
-          </w:p>
-        </w:tc>
-        <w:tc>
-          <w:tcPr>
-            <w:tcBorders>
-              <w:top w:val="single" w:space="0" w:color="D3D3D3"/>
-              <w:bottom w:val="single" w:space="0" w:color="D3D3D3"/>
-              <w:start w:val="single" w:space="0" w:color="D3D3D3"/>
-              <w:end w:val="single" w:space="0" w:color="D3D3D3"/>
-            </w:tcBorders>
-          </w:tcPr>
-          <w:p>
-            <w:pPr>
-              <w:spacing w:before="0" w:after="60"/>
-              <w:keepNext/>
-              <w:jc w:val="center"/>
-            </w:pPr>
-            <w:r>
-              <w:rPr>
-                <w:rFonts w:ascii="Calibri" w:hAnsi="Calibri"/>
-                <w:sz w:val="20"/>
-              </w:rPr>
-              <w:t xml:space="default">1.01</w:t>
-            </w:r>
-          </w:p>
-        </w:tc>
-        <w:tc>
-          <w:tcPr>
-            <w:tcBorders>
-              <w:top w:val="single" w:space="0" w:color="D3D3D3"/>
-              <w:bottom w:val="single" w:space="0" w:color="D3D3D3"/>
-              <w:start w:val="single" w:space="0" w:color="D3D3D3"/>
-              <w:end w:val="single" w:space="0" w:color="D3D3D3"/>
-            </w:tcBorders>
-          </w:tcPr>
-          <w:p>
-            <w:pPr>
-              <w:spacing w:before="0" w:after="60"/>
-              <w:keepNext/>
-              <w:jc w:val="center"/>
-            </w:pPr>
-            <w:r>
-              <w:rPr>
-                <w:rFonts w:ascii="Calibri" w:hAnsi="Calibri"/>
-                <w:sz w:val="20"/>
-              </w:rPr>
-              <w:t xml:space="default">1.00, 1.03</w:t>
-            </w:r>
-          </w:p>
-        </w:tc>
-        <w:tc>
-          <w:tcPr>
-            <w:tcBorders>
-              <w:top w:val="single" w:space="0" w:color="D3D3D3"/>
-              <w:bottom w:val="single" w:space="0" w:color="D3D3D3"/>
-              <w:start w:val="single" w:space="0" w:color="D3D3D3"/>
-              <w:end w:val="single" w:space="0" w:color="D3D3D3"/>
-            </w:tcBorders>
-          </w:tcPr>
-          <w:p>
-            <w:pPr>
-              <w:spacing w:before="0" w:after="60"/>
-              <w:keepNext/>
-              <w:jc w:val="center"/>
-            </w:pPr>
-            <w:r>
-              <w:rPr>
-                <w:rFonts w:ascii="Calibri" w:hAnsi="Calibri"/>
-                <w:sz w:val="20"/>
-              </w:rPr>
-              <w:t xml:space="default">0.11</w:t>
+              <w:t xml:space="default">Age (years)</w:t>
+            </w:r>
+          </w:p>
+        </w:tc>
+        <w:tc>
+          <w:tcPr>
+            <w:tcBorders>
+              <w:top w:val="single" w:space="0" w:color="D3D3D3"/>
+              <w:bottom w:val="single" w:space="0" w:color="D3D3D3"/>
+              <w:start w:val="single" w:space="0" w:color="D3D3D3"/>
+              <w:end w:val="single" w:space="0" w:color="D3D3D3"/>
+            </w:tcBorders>
+          </w:tcPr>
+          <w:p>
+            <w:pPr>
+              <w:spacing w:before="0" w:after="60"/>
+              <w:keepNext/>
+              <w:jc w:val="center"/>
+            </w:pPr>
+            <w:r>
+              <w:rPr>
+                <w:rFonts w:ascii="Calibri" w:hAnsi="Calibri"/>
+                <w:sz w:val="20"/>
+              </w:rPr>
+              <w:t xml:space="default">1.03</w:t>
+            </w:r>
+          </w:p>
+        </w:tc>
+        <w:tc>
+          <w:tcPr>
+            <w:tcBorders>
+              <w:top w:val="single" w:space="0" w:color="D3D3D3"/>
+              <w:bottom w:val="single" w:space="0" w:color="D3D3D3"/>
+              <w:start w:val="single" w:space="0" w:color="D3D3D3"/>
+              <w:end w:val="single" w:space="0" w:color="D3D3D3"/>
+            </w:tcBorders>
+          </w:tcPr>
+          <w:p>
+            <w:pPr>
+              <w:spacing w:before="0" w:after="60"/>
+              <w:keepNext/>
+              <w:jc w:val="center"/>
+            </w:pPr>
+            <w:r>
+              <w:rPr>
+                <w:rFonts w:ascii="Calibri" w:hAnsi="Calibri"/>
+                <w:sz w:val="20"/>
+              </w:rPr>
+              <w:t xml:space="default">1.00, 1.07</w:t>
+            </w:r>
+          </w:p>
+        </w:tc>
+        <w:tc>
+          <w:tcPr>
+            <w:tcBorders>
+              <w:top w:val="single" w:space="0" w:color="D3D3D3"/>
+              <w:bottom w:val="single" w:space="0" w:color="D3D3D3"/>
+              <w:start w:val="single" w:space="0" w:color="D3D3D3"/>
+              <w:end w:val="single" w:space="0" w:color="D3D3D3"/>
+            </w:tcBorders>
+          </w:tcPr>
+          <w:p>
+            <w:pPr>
+              <w:spacing w:before="0" w:after="60"/>
+              <w:keepNext/>
+              <w:jc w:val="center"/>
+            </w:pPr>
+            <w:r>
+              <w:rPr>
+                <w:rFonts w:ascii="Calibri" w:hAnsi="Calibri"/>
+                <w:sz w:val="20"/>
+              </w:rPr>
+              <w:t xml:space="default">0.065</w:t>
             </w:r>
           </w:p>
         </w:tc>
@@ -946,6 +944,29 @@
                 <w:sz w:val="20"/>
               </w:rPr>
               <w:t xml:space="preserve">Abbreviations: CI = Confidence Interval, OR = Odds Ratio</w:t>
+            </w:r>
+          </w:p>
+        </w:tc>
+      </w:tr>
+      <w:tr>
+        <w:trPr>
+          <w:cantSplit/>
+        </w:trPr>
+        <w:tc>
+          <w:tcPr>
+            <w:gridSpan w:val="4"/>
+          </w:tcPr>
+          <w:p>
+            <w:pPr>
+              <w:spacing w:before="0" w:after="60"/>
+              <w:keepNext/>
+            </w:pPr>
+            <w:r>
+              <w:rPr>
+                <w:rFonts w:ascii="Calibri" w:hAnsi="Calibri"/>
+                <w:sz w:val="20"/>
+              </w:rPr>
+              <w:t xml:space="preserve">No. Obs. = 392; AIC = 362; BIC = 398</w:t>
             </w:r>
           </w:p>
         </w:tc>
